--- a/output/site/web/resume.uk.docx
+++ b/output/site/web/resume.uk.docx
@@ -49,7 +49,7 @@
         <w:t xml:space="preserve">Бекенд: </w:t>
       </w:r>
       <w:r>
-        <w:t>C#, .NET 7, ASP.NET Core, Web API, SignalR, NestJS, Node.js</w:t>
+        <w:t>C#, .NET 7, ASP.NET Core, NestJS</w:t>
       </w:r>
     </w:p>
     <w:p>
@@ -60,7 +60,7 @@
         <w:t xml:space="preserve">Фронтенд: </w:t>
       </w:r>
       <w:r>
-        <w:t>Angular 13, TypeScript, Kendo UI, React 19, Next.js 16, Tailwind CSS</w:t>
+        <w:t>Angular 13, TypeScript, React 19, Next.js 16</w:t>
       </w:r>
     </w:p>
     <w:p>
@@ -71,7 +71,7 @@
         <w:t xml:space="preserve">Дані: </w:t>
       </w:r>
       <w:r>
-        <w:t>MS SQL Server, EF Core 7, PostgreSQL, Prisma</w:t>
+        <w:t>MS SQL Server, PostgreSQL, EF Core 7, Prisma</w:t>
       </w:r>
     </w:p>
     <w:p>
@@ -82,29 +82,7 @@
         <w:t xml:space="preserve">Мобільне: </w:t>
       </w:r>
       <w:r>
-        <w:t>Expo / React Native, MapLibre, TanStack Query</w:t>
-      </w:r>
-    </w:p>
-    <w:p>
-      <w:r>
-        <w:rPr>
-          <w:b/>
-        </w:rPr>
-        <w:t xml:space="preserve">Доступи: </w:t>
-      </w:r>
-      <w:r>
-        <w:t>OpenID Connect, OAuth2, JWT, ADFS</w:t>
-      </w:r>
-    </w:p>
-    <w:p>
-      <w:r>
-        <w:rPr>
-          <w:b/>
-        </w:rPr>
-        <w:t xml:space="preserve">Постачання: </w:t>
-      </w:r>
-      <w:r>
-        <w:t>xUnit, SonarQube, Jenkins, Docker, GitHub Actions</w:t>
+        <w:t>Expo / React Native, MapLibre</w:t>
       </w:r>
     </w:p>
     <w:p>
@@ -137,27 +115,11 @@
       </w:r>
     </w:p>
     <w:p>
-      <w:pPr>
-        <w:pStyle w:val="ListBullet"/>
-      </w:pPr>
-      <w:r>
-        <w:t>Аналізатор legacy-коду: Python розбирає .dfm і .pas та звіряє виклики процедур, Next.js показує карту системи з анотаціями.</w:t>
-      </w:r>
-    </w:p>
-    <w:p>
-      <w:pPr>
-        <w:pStyle w:val="ListBullet"/>
-      </w:pPr>
-      <w:r>
-        <w:t>Щоденна робота з ІІ-агентами: MCP-сервери, власні субагенти та хуки, свій CDP-інспектор браузера як інструмент для агентів.</w:t>
-      </w:r>
-    </w:p>
-    <w:p>
       <w:r>
         <w:rPr>
           <w:b/>
         </w:rPr>
-        <w:t>Провідний прикладний програміст, АТБ-Маркет, Дніпро</w:t>
+        <w:t>Провідний прикладний програміст, АТБ-Маркет (найбільша продуктова мережа України), Дніпро</w:t>
       </w:r>
     </w:p>
     <w:p>
@@ -186,49 +148,12 @@
         <w:pStyle w:val="ListBullet"/>
       </w:pPr>
       <w:r>
-        <w:t>Інтеграції мережі: EDI та ЕДО, M.E.Doc, Oracle EBS, 1С, Kafka, BizTalk, SSIS та SSRS.</w:t>
-      </w:r>
-    </w:p>
-    <w:p>
-      <w:pPr>
-        <w:pStyle w:val="ListBullet"/>
-      </w:pPr>
-      <w:r>
         <w:t>Інженерна практика: тести на xUnit і NSubstitute, SonarQube та Jenkins, Serilog, Docker, приватний NuGet.</w:t>
       </w:r>
     </w:p>
     <w:p>
       <w:r>
-        <w:rPr>
-          <w:b/>
-        </w:rPr>
-        <w:t>Фулстек-розробник, Фриланс і приватна практика, Кривий Ріг</w:t>
-      </w:r>
-    </w:p>
-    <w:p>
-      <w:r>
-        <w:t>2015-07 — 2016-07</w:t>
-      </w:r>
-    </w:p>
-    <w:p>
-      <w:pPr>
-        <w:pStyle w:val="ListBullet"/>
-      </w:pPr>
-      <w:r>
-        <w:t>Автоматизована система автосалону на Java і Firebird: облік автомобілів, продажів і звітність.</w:t>
-      </w:r>
-    </w:p>
-    <w:p>
-      <w:pPr>
-        <w:pStyle w:val="ListBullet"/>
-      </w:pPr>
-      <w:r>
-        <w:t>Інтернет-магазини на WordPress / WooCommerce та OpenCart, власний плагін для WordPress.</w:t>
-      </w:r>
-    </w:p>
-    <w:p>
-      <w:r>
-        <w:t>Раніше: Викладач програмування, Курси сучасних професій (2015–2016) · Інженер-програміст, Криворізький залізорудний комбінат (2013–2016) · Програміст, ОССистем (2012–2013)</w:t>
+        <w:t>Раніше: Фулстек-розробник, Фриланс і приватна практика (2015–2016) · Викладач програмування, Курси сучасних професій (2015–2016) · Інженер-програміст, Криворізький залізорудний комбінат (2013–2016) · Програміст, ОССистем (2012–2013)</w:t>
       </w:r>
     </w:p>
     <w:p>
@@ -245,14 +170,6 @@
       </w:pPr>
       <w:r>
         <w:t>Комп'ютерна інженерія · комп'ютерні системи та мережі — Запорізький інститут економіки та інформаційних технологій (2008 — 2011)</w:t>
-      </w:r>
-    </w:p>
-    <w:p>
-      <w:pPr>
-        <w:pStyle w:val="ListBullet"/>
-      </w:pPr>
-      <w:r>
-        <w:t>Angular 9 — Luxoft (2021)</w:t>
       </w:r>
     </w:p>
     <w:p>
